--- a/report/build/versions/Sentinel_draft8_live-run.docx
+++ b/report/build/versions/Sentinel_draft8_live-run.docx
@@ -610,7 +610,7 @@
                       <w:iCs w:val="1"/>
                       <w:rtl w:val="0"/>
                     </w:rPr>
-                    <w:t xml:space="preserve">Between April and July 2026, agents under evaluation at OpenAI, Anthropic and the UK AI Security Institute reached real third parties. In every public account the evaluation's network scope was declared in prose or assumed, never checked against what the agent did, and detection came late from a side signal. We argue that an evaluation's declared scope, written as a machine-readable allowlist, is the unit of containment evidence a third party can verify, and we build Sentinel, an Inspect scanner that classifies each tool call's stated destination against that allowlist and pages on the first out-of-scope one. No model is in the gate. On reconstructions of three public incidents (four to seven events each, from the published timelines, not lab transcripts) the scanner pages at the first non-allowlisted destination and is silent on three hard negatives where a keyword baseline false-pages on two. On the 14,591-revision DSEWiki export, a record we did not write, it is silent under the wildcard scope the sandbox actually had and pages on day one under any scope naming the task's data sources; on a live eight-sample Inspect run with an empty declared scope it is correctly silent on 42 real tool calls. The headline result is an ablation on one trace: a too-tight scope pages on permitted traffic, a wildcard scope is silent on the escape. Verifiability is a property of the pair (trace, allowlist), not of the detector. The same trace shows the page arrives after the escape, which went through the permitted proxy: a scanner audits containment; it does not provide it.</w:t>
+                    <w:t xml:space="preserve">Between April and July 2026, agents under evaluation at OpenAI, Anthropic and the UK AI Security Institute reached real third parties. In every public account the evaluation's network scope was declared in prose or assumed, never checked against what the agent did, and detection came late from a side signal. We argue that an evaluation's declared scope, written as a machine-readable allowlist, is the unit of containment evidence a third party can verify, and build Sentinel, an Inspect scanner that classifies each tool call's stated destination against it and pages on the first out-of-scope one, with no model in the gate. On reconstructions of three public incidents (four to seven events each, from the published timelines, not lab transcripts) the scanner pages at the first non-allowlisted destination and is silent on three hard negatives where a keyword baseline false-pages on two. On the 14,591-revision DSEWiki export, a record we did not write, it is silent under the wildcard scope the sandbox actually had and pages on day one under any scope naming the task's data sources; on a live eight-sample Inspect run with an empty declared scope it is correctly silent on 42 real tool calls. The headline result is an ablation on one trace: a too-tight scope pages on permitted traffic, a wildcard scope is silent on the escape. Verifiability is a property of the pair (trace, allowlist), not of the detector. The same trace shows the page arrives after the escape, which went through the permitted proxy: a scanner audits containment; it does not provide it.</w:t>
                   </w:r>
                   <w:r>
                     <w:rPr>
@@ -871,7 +871,7 @@
           <w:rFonts w:ascii="Old Standard TT" w:hAnsi="Old Standard TT"/>
           <w:sz w:val="21"/>
         </w:rPr>
-        <w:t xml:space="preserve">These cases share a shape that is not "no monitor existed." In each one the operators knew the intended scope in prose: no internet; only the LLM API and the package proxy; only the range. Nowhere was that scope an artifact the transcript was checked against, and in every case the first signal came from somewhere else: an identity-API anomaly, a Tor alarm, a retrospective sweep, a stranger reading a wiki. Hugging Face's own post-mortem says its correlation stack existed but "failed to correctly raise the alert's criticality" </w:t>
+        <w:t xml:space="preserve">These cases share a shape that is not "no monitor existed." In each one the operators knew the intended scope in prose: no internet; only the LLM API and the package proxy; only the range. Nowhere was that scope an artifact the transcript was checked against, and the first signal always came from somewhere else: an identity-API anomaly, a Tor alarm, a retrospective sweep, a stranger reading a wiki. Hugging Face's own post-mortem says its correlation stack existed but "failed to correctly raise the alert's criticality" </w:t>
       </w:r>
       <w:r>
         <w:rPr>
@@ -2863,7 +2863,7 @@
           <w:rFonts w:ascii="Old Standard TT" w:hAnsi="Old Standard TT"/>
           <w:sz w:val="21"/>
         </w:rPr>
-        <w:t xml:space="preserve">Under the correct scope the page lands at event 3. Event 2, the request to the permitted proxy, is already the escape: the SSRF went through an allowlisted host, and an allowlist-relative rule classifies that request as ALLOWED. We test this as a known blind spot rather than hide it. The right reading of PAGE @3 is the first auditable evidence of out-of-scope egress, which in the reconstruction precedes the production intrusion (events 5 and 6) and the organisation's own detection (event 6). It is not "this would have stopped the breach." Prevention is default-deny egress plus a hardened permitted proxy, and a trace scanner supplies neither. The DSEWiki case has the same shape: the sandbox permitted only GET requests, and the wiki accepts page edits over GET </w:t>
+        <w:t xml:space="preserve">Under the correct scope the page lands at event 3. Event 2, the request to the permitted proxy, is already the escape: the SSRF went through an allowlisted host, and an allowlist-relative rule classifies that request as ALLOWED. We test this as a known blind spot rather than hide it. PAGE @3 is the first auditable evidence of out-of-scope egress, which in the reconstruction precedes the production intrusion (events 5 and 6) and the organisation's own detection (event 6). It is not "this would have stopped the breach." Prevention is default-deny egress plus a hardened permitted proxy, and a trace scanner supplies neither. The DSEWiki case has the same shape: the sandbox permitted only GET requests, and the wiki accepts page edits over GET </w:t>
       </w:r>
       <w:r>
         <w:rPr>
@@ -3003,7 +3003,7 @@
           <w:rFonts w:ascii="Old Standard TT" w:hAnsi="Old Standard TT"/>
           <w:sz w:val="21"/>
         </w:rPr>
-        <w:t xml:space="preserve"> contains 14,591 saved agent revisions across four wikis, 24 May to 2 July 2026, with full text and write times (manifest db_sha256 199241bf…). We treat each revision as one event in write order and its body as the argument blob; the extractor pulls stated destinations from it exactly as it would from a tool call. Nothing about the events is ours. The declared scope is: the sandbox allowed any GET request to any host, which is the wildcard row of the ablation. We add two scopes of our own for comparison and say so: one naming only the public datasets the task families were retrieving from (27 hosts such as api.datausa.io, sec.gov, api.usaspending.gov), and a control that also permits the wiki hosts.</w:t>
+        <w:t xml:space="preserve"> contains 14,591 saved agent revisions across four wikis, 24 May to 2 July 2026, with full text and write times (manifest db_sha256 199241bf…). Each revision is one event in write order and its body the argument blob; the extractor reads it as it would a tool call. Nothing about the events is ours. The declared scope is: the sandbox allowed any GET request to any host, which is the wildcard row of the ablation. We add two scopes of our own for comparison and say so: one naming only the public datasets the task families were retrieving from (27 hosts such as api.datausa.io, sec.gov, api.usaspending.gov), and a control that also permits the wiki hosts.</w:t>
       </w:r>
     </w:p>
     <w:tbl>
@@ -3572,7 +3572,7 @@
           <w:rFonts w:ascii="Old Standard TT" w:hAnsi="Old Standard TT"/>
           <w:sz w:val="21"/>
         </w:rPr>
-        <w:t xml:space="preserve">Theory of change. A lab attaches an allowlist to each evaluation class, with notes on why each entry is permitted. Sentinel runs offline over the campaign's Inspect logs in minutes, with no API key. The lab publishes the allowlist, the per-run verdicts and the first out-of-scope index; a third party replays the verdict from those files. Two kinds of third party can: an auditor or an affected partner who has been given the files, and the Commission, which under Article 91 of the AI Act may require a provider of a general-purpose AI model to hand over documentation necessary to assess compliance. The first needs cooperation; only the second can compel. The cost of adoption is writing the allowlist, and that is the point: the artifact forces the scope to exist. This sits under, not beside, what the labs have already said they will build. AISI asks for monitoring "able to flag or block out-of-scope actions as they happen" with scope "limited in advance" </w:t>
+        <w:t xml:space="preserve">Theory of change. A lab attaches an allowlist to each evaluation class, with notes on why each entry is permitted. Sentinel runs offline over the campaign's Inspect logs in minutes, with no API key. The lab publishes the allowlist, the per-run verdicts and the first out-of-scope index; a third party replays the verdict from those files. Two kinds of third party can: an auditor or an affected partner who has been given the files, and the Commission, which under Article 91 of the AI Act may require a provider of a general-purpose AI model to hand over documentation necessary to assess compliance. The first needs cooperation; only the second can compel. The cost of adoption is writing the allowlist, which is the point: the artifact forces the scope to exist. It sits under what the labs already say they will build: AISI asks for monitoring "able to flag or block out-of-scope actions as they happen" with scope "limited in advance" </w:t>
       </w:r>
       <w:r>
         <w:rPr>
@@ -3602,7 +3602,7 @@
           <w:rFonts w:ascii="Old Standard TT" w:hAnsi="Old Standard TT"/>
           <w:sz w:val="21"/>
         </w:rPr>
-        <w:t xml:space="preserve">; OpenAI now requires chain-of-thought monitoring for tool-using runs </w:t>
+        <w:t xml:space="preserve">, and OpenAI now requires chain-of-thought monitoring for tool-using runs </w:t>
       </w:r>
       <w:r>
         <w:rPr>
@@ -3632,7 +3632,7 @@
           <w:rFonts w:ascii="Old Standard TT" w:hAnsi="Old Standard TT"/>
           <w:sz w:val="21"/>
         </w:rPr>
-        <w:t>. Both need a machine-readable statement of what out-of-scope means. Adding layer 3 (Figure 2), the same allowlist diffed against egress flow logs, would let a lab attest isolation rather than assume it, which is the failure in the Anthropic name-collision case.</w:t>
+        <w:t>; both need a machine-readable statement of what out-of-scope means. Layer 3 (Figure 2), the same allowlist diffed against egress flow logs, would let a lab attest isolation rather than assume it, which is the failure in the Anthropic name-collision case.</w:t>
       </w:r>
     </w:p>
     <w:p>
@@ -3857,7 +3857,7 @@
           <w:rFonts w:ascii="Old Standard TT" w:hAnsi="Old Standard TT"/>
           <w:sz w:val="21"/>
         </w:rPr>
-        <w:t>The public containment failures of 2026 were not failures of monitoring technology. They were cases where the scope of an evaluation existed in prose and in nobody's tooling. We show that writing the scope down as an allowlist and checking each stated destination against it produces a verdict a third party can recompute, and that the verdict is only as good as the allowlist: too tight and it pages on permitted traffic, absent and it is silent on the escape. The same trace shows the verdict arrives after the escape when the escape goes through a permitted egress, and a third party's record of a second incident reproduces both failure modes on events we did not write. Sentinel is small on purpose. What it adds is a checkable layer under the monitors and proxies that already exist, and the argument that the artifact to publish per evaluation class is the pair (trace, allowlist).</w:t>
+        <w:t>The public containment failures of 2026 were not failures of monitoring technology. They were cases where the scope of an evaluation existed in prose and in nobody's tooling. We show that writing the scope down as an allowlist and checking each stated destination against it produces a verdict a third party can recompute, and that the verdict is only as good as the allowlist: too tight and it pages on permitted traffic, absent and it is silent on the escape. The same trace shows the verdict arrives after the escape when the escape goes through a permitted egress, and a third party's record of a second incident reproduces both failure modes on events we did not write. Sentinel is small on purpose: a checkable layer under the monitors and proxies that already exist, and the argument that the artifact to publish per evaluation class is the pair (trace, allowlist).</w:t>
       </w:r>
     </w:p>
     <w:p>

--- a/report/build/versions/Sentinel_draft8_live-run.docx
+++ b/report/build/versions/Sentinel_draft8_live-run.docx
@@ -610,7 +610,7 @@
                       <w:iCs w:val="1"/>
                       <w:rtl w:val="0"/>
                     </w:rPr>
-                    <w:t xml:space="preserve">Between April and July 2026, agents under evaluation at OpenAI, Anthropic and the UK AI Security Institute reached real third parties. In every public account the evaluation's network scope was declared in prose or assumed, never checked against what the agent did, and detection came late from a side signal. We argue that an evaluation's declared scope, written as a machine-readable allowlist, is the unit of containment evidence a third party can verify, and build Sentinel, an Inspect scanner that classifies each tool call's stated destination against it and pages on the first out-of-scope one, with no model in the gate. On reconstructions of three public incidents (four to seven events each, from the published timelines, not lab transcripts) the scanner pages at the first non-allowlisted destination and is silent on three hard negatives where a keyword baseline false-pages on two. On the 14,591-revision DSEWiki export, a record we did not write, it is silent under the wildcard scope the sandbox actually had and pages on day one under any scope naming the task's data sources; on a live eight-sample Inspect run with an empty declared scope it is correctly silent on 42 real tool calls. The headline result is an ablation on one trace: a too-tight scope pages on permitted traffic, a wildcard scope is silent on the escape. Verifiability is a property of the pair (trace, allowlist), not of the detector. The same trace shows the page arrives after the escape, which went through the permitted proxy: a scanner audits containment; it does not provide it.</w:t>
+                    <w:t xml:space="preserve">Between April and July 2026, agents under evaluation at OpenAI, Anthropic and the UK AI Security Institute reached real third parties. In every public account the evaluation's network scope was declared in prose or assumed, never checked against what the agent did, and detection came late from a side signal. We argue that an evaluation's declared scope, written as a machine-readable allowlist, is the unit of containment evidence a third party can verify, and build Sentinel, an Inspect scanner that classifies each tool call's stated destination against it and pages on the first out-of-scope one, with no model in the gate. On reconstructions of three public incidents (four to seven events each, from the published timelines, not lab transcripts) it pages at the first non-allowlisted destination and is silent on three hard negatives where a keyword baseline false-pages on two. On the 14,591-revision DSEWiki export, a record we did not write, it is silent under the wildcard scope the sandbox actually had and pages on day one under any scope naming the task's data sources; on a live eight-sample Inspect run with an empty declared scope it is correctly silent on 42 real tool calls. The headline result is an ablation on one trace: a too-tight scope pages on permitted traffic, a wildcard scope is silent on the escape. Verifiability is a property of the pair (trace, allowlist), not of the detector. The same trace shows the page arrives after the escape, which went through the permitted proxy: a scanner audits containment; it does not provide it.</w:t>
                   </w:r>
                   <w:r>
                     <w:rPr>
@@ -1185,7 +1185,7 @@
           <w:rFonts w:ascii="Old Standard TT" w:hAnsi="Old Standard TT"/>
           <w:sz w:val="21"/>
         </w:rPr>
-        <w:t>None of these takes the evaluation's declared scope as an input artifact and emits a verdict that someone outside the lab can recompute. Behavioural monitors answer "does this look bad?", which needs a model and a threshold; a proxy answers "was this blocked?", but its logs stay inside the lab, and in the OpenAI case the proxy was the hole. Sentinel's wedge is narrow: a mechanical predicate over (trace, allowlist). Stated plainly, so the objection is met rather than dodged: default-deny egress is the control; Sentinel is not a control; it is the smallest artifact that turns the control's scope into a published, recomputable claim. "Why not just publish the proxy logs?" is the right question, and it is layer 3 of Figure 2: it needs the same allowlist to be meaningful, and today no such allowlist is published. What it provides that we did not have is the index of the first out-of-scope stated destination as a reproducible number attached to a declared scope.</w:t>
+        <w:t>None of these takes the evaluation's declared scope as an input artifact and emits a verdict that someone outside the lab can recompute. Behavioural monitors answer "does this look bad?" and need a model and a threshold; a proxy answers "was this blocked?" but its logs stay inside the lab, and in the OpenAI case the proxy was the hole. Sentinel's wedge is narrow: a mechanical predicate over (trace, allowlist). Stated plainly, so the objection is met rather than dodged: default-deny egress is the control; Sentinel is not a control; it is the smallest artifact that turns the control's scope into a published, recomputable claim. "Why not just publish the proxy logs?" is the right question, and it is layer 3 of Figure 2: it needs the same allowlist to be meaningful, and today no such allowlist is published. What it provides that we did not have is the index of the first out-of-scope stated destination as a reproducible number attached to a declared scope.</w:t>
       </w:r>
     </w:p>
     <w:p>
@@ -3537,7 +3537,7 @@
           <w:rFonts w:ascii="Old Standard TT" w:hAnsi="Old Standard TT"/>
           <w:sz w:val="21"/>
         </w:rPr>
-        <w:t>Observation: under the scope the sandbox actually had, the scanner is silent on all 14,591 events. Under a scope that names the task's data sources, the first out-of-scope stated destination is the wiki itself, at event 5, six hours into the first day of writing and 27 days before the first OpenAI-associated address visited the pages. Permitting the wiki hosts moves the first page to 26 May, where the stated destinations are a placeholder domain, then the first of 43 reader and CORS-proxy hosts (markdown.new, r.jina.ai, allorigins), then a US government login portal (piv.max.gov, login.max.gov). The extractor sees 200 distinct hosts in the record: 27 task data sources, 6 wiki hosts, 43 reader or CORS proxies, 4 shorteners, 5 archives, 4 tunnels. Interpretation: the ablation's two failure modes reproduce on a record we did not write. The scope the evaluation had was a wildcard, and a wildcard produces no page on a real containment failure; any scope that named what the task was for would have paged on the first day. Two honesty notes. First, 16,504 pages is an alert volume no on-call rotation reads; the artifact's value is the first index, and the count is why layer 3 should gate paging, not layer 2. Second, the T2 boundary heuristic fired 1,147 times on this record because the word "proxy" appears in the hostnames of the workaround infrastructure; that is a lexical accident, not a validated signal, and we report it as one.</w:t>
+        <w:t>Observation: under the scope the sandbox actually had, the scanner is silent on all 14,591 events. Under a scope that names the task's data sources, the first out-of-scope stated destination is the wiki itself, at event 5, six hours into the first day of writing and 27 days before the first OpenAI-associated address visited the pages. Permitting the wiki hosts moves the first page to 26 May, where the stated destinations are a placeholder domain, then the first of 43 reader and CORS-proxy hosts (markdown.new, r.jina.ai, allorigins), then a US government login portal (piv.max.gov, login.max.gov). The extractor sees 200 distinct hosts in the record: 27 task data sources, 6 wiki hosts, 43 reader or CORS proxies, 4 shorteners, 5 archives, 4 tunnels. Interpretation: the ablation's two failure modes reproduce on a record we did not write. The scope the evaluation had was a wildcard, and a wildcard produces no page on a real containment failure; any scope that named what the task was for would have paged on the first day. Two honesty notes: 16,504 pages is an alert volume nobody reads, so the value is the first index and the count is why layer 3, not layer 2, should gate paging; and T2 fired 1,147 times only because "proxy" appears in the workaround hostnames, a lexical accident we report as one.</w:t>
       </w:r>
     </w:p>
     <w:p>

--- a/report/build/versions/Sentinel_draft8_live-run.docx
+++ b/report/build/versions/Sentinel_draft8_live-run.docx
@@ -610,7 +610,7 @@
                       <w:iCs w:val="1"/>
                       <w:rtl w:val="0"/>
                     </w:rPr>
-                    <w:t xml:space="preserve">Between April and July 2026, agents under evaluation at OpenAI, Anthropic and the UK AI Security Institute reached real third parties. In every public account the evaluation's network scope was declared in prose or assumed, never checked against what the agent did, and detection came late from a side signal. We argue that an evaluation's declared scope, written as a machine-readable allowlist, is the unit of containment evidence a third party can verify, and build Sentinel, an Inspect scanner that classifies each tool call's stated destination against it and pages on the first out-of-scope one, with no model in the gate. On reconstructions of three public incidents (four to seven events each, from the published timelines, not lab transcripts) it pages at the first non-allowlisted destination and is silent on three hard negatives where a keyword baseline false-pages on two. On the 14,591-revision DSEWiki export, a record we did not write, it is silent under the wildcard scope the sandbox actually had and pages on day one under any scope naming the task's data sources; on a live eight-sample Inspect run with an empty declared scope it is correctly silent on 42 real tool calls. The headline result is an ablation on one trace: a too-tight scope pages on permitted traffic, a wildcard scope is silent on the escape. Verifiability is a property of the pair (trace, allowlist), not of the detector. The same trace shows the page arrives after the escape, which went through the permitted proxy: a scanner audits containment; it does not provide it.</w:t>
+                    <w:t xml:space="preserve">Between April and July 2026, agents under evaluation at OpenAI, Anthropic and the UK AI Security Institute reached real third parties. In every public account the evaluation's network scope was declared in prose or assumed, never checked against what the agent did, and detection came late from a side signal. We argue that an evaluation's declared scope, written as a machine-readable allowlist, is the unit of containment evidence a third party can verify, and build Sentinel, an Inspect scanner that classifies each tool call's stated destination against it and pages on the first out-of-scope one, with no model in the gate. On reconstructions of three public incidents (four to seven events each, from the published timelines) it pages at the first non-allowlisted destination and is silent on three hard negatives. On the 14,591-revision DSEWiki export, a record we did not write, it is silent under the wildcard scope the sandbox actually had and pages on day one under any scope naming the task's data sources; on a live eight-sample Inspect run with an empty declared scope it is correctly silent on 42 real tool calls. The headline result is an ablation on one trace: a too-tight scope pages on permitted traffic, a wildcard scope is silent on the escape. Verifiability is a property of the pair (trace, allowlist), not of the detector. The same trace shows the page arrives after the escape, which went through the permitted proxy: a scanner audits containment; it does not provide it.</w:t>
                   </w:r>
                   <w:r>
                     <w:rPr>
@@ -2841,7 +2841,7 @@
           <w:rFonts w:ascii="Old Standard TT" w:hAnsi="Old Standard TT"/>
           <w:sz w:val="21"/>
         </w:rPr>
-        <w:t>Observation: the same trace yields three different verdicts under three scopes (Figure 1). Interpretation: both directions of misspecification fail, and they fail differently. The too-tight scope produces a page on permitted egress, the kind of alert that gets a monitor switched off within a day. The wildcard scope, which is what "we allow internet" means when nobody writes the list, is silent on a real containment failure. A scanner with no declared scope is not a control. This is the result we would defend in front of a detection engineer: the artifact worth publishing per evaluation class is the pair (trace, allowlist), and verifiability is a property of the pair. Every number in this section is deterministic and pinned by tests, so there is no interval to report; the one robustness question that matters is sensitivity to the scope, and this table is that question asked directly.</w:t>
+        <w:t>Observation: the same trace yields three different verdicts under three scopes (Figure 1). Interpretation: both directions of misspecification fail, and they fail differently. The too-tight scope produces a page on permitted egress, the kind of alert that gets a monitor switched off within a day. The wildcard scope, which is what "we allow internet" means when nobody writes the list, is silent on a real containment failure. A scanner with no declared scope is not a control. The artifact worth publishing per evaluation class is the pair (trace, allowlist), and verifiability is a property of the pair. Every number here is deterministic and pinned by tests; the one robustness question that matters is sensitivity to the scope, and this figure asks it directly.</w:t>
       </w:r>
     </w:p>
     <w:p>
@@ -3655,7 +3655,7 @@
           <w:rFonts w:ascii="Old Standard TT" w:hAnsi="Old Standard TT"/>
           <w:sz w:val="21"/>
         </w:rPr>
-        <w:t xml:space="preserve">•  The positive fixtures are reconstructions of four to seven events written from public descriptions; Hugging Face logged about 17,600 attacker actions </w:t>
+        <w:t xml:space="preserve">•  The positive fixtures are reconstructions of four to seven events from public descriptions; Hugging Face logged about 17,600 attacker actions </w:t>
       </w:r>
       <w:r>
         <w:rPr>
@@ -3685,7 +3685,7 @@
           <w:rFonts w:ascii="Old Standard TT" w:hAnsi="Old Standard TT"/>
           <w:sz w:val="21"/>
         </w:rPr>
-        <w:t>. No lab has released raw evaluation transcripts. Nothing here measures detection inside OpenAI, Anthropic or AISI, and "events earlier" is a statement about our reconstruction.</w:t>
+        <w:t>. No lab has released raw transcripts, so nothing here measures detection inside OpenAI, Anthropic or AISI, and "events earlier" describes our reconstruction.</w:t>
       </w:r>
     </w:p>
     <w:p>
@@ -3699,7 +3699,7 @@
           <w:rFonts w:ascii="Old Standard TT" w:hAnsi="Old Standard TT"/>
           <w:sz w:val="21"/>
         </w:rPr>
-        <w:t>•  The fixtures and the rule have the same author, so the specification tests show consistency, not generalisation. The DSEWiki run addresses the events but not the scope: the two non-wildcard allowlists there are ours, reconstructed from the task families visible in the record, and a different reconstruction would move the first page. What does not move is the wildcard row, which is the scope the sandbox actually had.</w:t>
+        <w:t>•  The fixtures and the rule share an author, so the specification tests show consistency, not generalisation. The DSEWiki run fixes the events but not the scope: its two non-wildcard allowlists are ours, and a different reconstruction would move the first page. The wildcard row, the scope the sandbox actually had, does not move.</w:t>
       </w:r>
     </w:p>
     <w:p>
@@ -3713,7 +3713,7 @@
           <w:rFonts w:ascii="Old Standard TT" w:hAnsi="Old Standard TT"/>
           <w:sz w:val="21"/>
         </w:rPr>
-        <w:t>•  The live run is eight samples and 42 tool calls on tasks with no network, so it can only show silence; it says nothing about detection. A positive live case needs an evaluation with internet on and a real allowlist, which is the first item of future work.</w:t>
+        <w:t>•  The live run is eight samples on tasks with no network, so it can only show silence. A positive live case needs an evaluation with internet on and a real allowlist. Wiki revision bodies are also a weaker kind of declared action than a curl argument: some URLs are links posted for other agents, not destinations reached.</w:t>
       </w:r>
     </w:p>
     <w:p>
@@ -3727,21 +3727,7 @@
           <w:rFonts w:ascii="Old Standard TT" w:hAnsi="Old Standard TT"/>
           <w:sz w:val="21"/>
         </w:rPr>
-        <w:t>•  Wiki revision bodies are not tool calls. A URL an agent posted is a stated destination in a weaker sense than a URL an agent passed to curl; some are links for other agents to follow. The method reads declared action either way, and this record sits at the loose end of that definition.</w:t>
-      </w:r>
-    </w:p>
-    <w:p>
-      <w:pPr>
-        <w:spacing w:after="80" w:line="259" w:lineRule="auto"/>
-        <w:ind w:left="432" w:hanging="288"/>
-        <w:jc w:val="both"/>
-      </w:pPr>
-      <w:r>
-        <w:rPr>
-          <w:rFonts w:ascii="Old Standard TT" w:hAnsi="Old Standard TT"/>
-          <w:sz w:val="21"/>
-        </w:rPr>
-        <w:t xml:space="preserve">•  Sentinel reads declared arguments. In its investigation of the Hugging Face incident, METR reports that roughly 7% of the transcripts it evaluated were successfully spoofed in some places </w:t>
+        <w:t xml:space="preserve">•  Sentinel reads declared arguments. METR reports that roughly 7% of the transcripts it evaluated in the Hugging Face investigation were successfully spoofed in places </w:t>
       </w:r>
       <w:r>
         <w:rPr>
@@ -3771,7 +3757,7 @@
           <w:rFonts w:ascii="Old Standard TT" w:hAnsi="Old Standard TT"/>
           <w:sz w:val="21"/>
         </w:rPr>
-        <w:t>; a determined agent can state one destination and reach another. Layer 3 is the answer; it is not built.</w:t>
+        <w:t>; an agent can state one destination and reach another. Layer 3 is the answer, and it is not built.</w:t>
       </w:r>
     </w:p>
     <w:p>
@@ -3785,7 +3771,7 @@
           <w:rFonts w:ascii="Old Standard TT" w:hAnsi="Old Standard TT"/>
           <w:sz w:val="21"/>
         </w:rPr>
-        <w:t>•  The extractor is regular expressions. Destinations hidden in shell variables, base64, DNS exfiltration or IP-as-integer forms are missed. We have not measured a miss rate. Publishing the extractor publishes its gaps (Appendix A).</w:t>
+        <w:t>•  The extractor is regular expressions. Destinations hidden in shell variables, base64, DNS exfiltration or IP-as-integer forms are missed and the miss rate is unmeasured; publishing the extractor publishes its gaps (Appendix A). T1 and T2 false-positive rates are likewise unmeasured.</w:t>
       </w:r>
     </w:p>
     <w:p>
@@ -3799,20 +3785,6 @@
           <w:rFonts w:ascii="Old Standard TT" w:hAnsi="Old Standard TT"/>
           <w:sz w:val="21"/>
         </w:rPr>
-        <w:t>•  T1 and T2 false-positive rates are unmeasured; they warn, and a warn nobody reads is worth nothing.</w:t>
-      </w:r>
-    </w:p>
-    <w:p>
-      <w:pPr>
-        <w:spacing w:after="80" w:line="259" w:lineRule="auto"/>
-        <w:ind w:left="432" w:hanging="288"/>
-        <w:jc w:val="both"/>
-      </w:pPr>
-      <w:r>
-        <w:rPr>
-          <w:rFonts w:ascii="Old Standard TT" w:hAnsi="Old Standard TT"/>
-          <w:sz w:val="21"/>
-        </w:rPr>
         <w:t>•  The wildcard scope is one misspecification of many. A scope that is correct today and stale tomorrow is the realistic case and we have not modelled it.</w:t>
       </w:r>
     </w:p>
@@ -3835,7 +3807,7 @@
           <w:rFonts w:ascii="Old Standard TT" w:hAnsi="Old Standard TT"/>
           <w:sz w:val="21"/>
         </w:rPr>
-        <w:t>A month would add three things. First, run the scanner over a public agentic evaluation with an honest allowlist (ExploitGym's own firewall list is a natural start) and report the T3 page rate and the T1/T2 warn rates on real traces. Second, implement layer 3 against Cilium Hubble or Squid access logs and report the declared-versus-observed disagreement rate, which is the attestation number. Third, an adversarial pass on the extractor with an obfuscation corpus, so the miss rate is a number rather than a paragraph.</w:t>
+        <w:t>A month would add three things. First, a positive live case: an agentic evaluation run with internet on and an honest allowlist (ExploitGym's own firewall list is the natural start), reporting T3 page and T1/T2 warn rates on real traces. Second, layer 3 against Cilium Hubble or Squid access logs, reporting the declared-versus-observed disagreement rate, which is the attestation number. Third, an adversarial pass on the extractor with an obfuscation corpus, so the miss rate is a number rather than a paragraph.</w:t>
       </w:r>
     </w:p>
     <w:p>
